--- a/backend/static/templates/onboarding/healthcare_onboarding_kit.docx
+++ b/backend/static/templates/onboarding/healthcare_onboarding_kit.docx
@@ -417,7 +417,7 @@
               <w:rPr>
                 <w:sz w:val="18"/>
               </w:rPr>
-              <w:t>https://www.carewellclinic.com</w:t>
+              <w:t>https://www.carewellclinic.example</w:t>
             </w:r>
           </w:p>
         </w:tc>
@@ -463,7 +463,7 @@
               <w:rPr>
                 <w:sz w:val="18"/>
               </w:rPr>
-              <w:t>support@carewellclinic.com</w:t>
+              <w:t>care@carewellclinic.example</w:t>
             </w:r>
           </w:p>
         </w:tc>
@@ -509,7 +509,7 @@
               <w:rPr>
                 <w:sz w:val="18"/>
               </w:rPr>
-              <w:t>+91 9876543210</w:t>
+              <w:t>+91 9988776655</w:t>
             </w:r>
           </w:p>
         </w:tc>
@@ -1032,6 +1032,15 @@
         <w:t>[SECTION: CATALOG &amp; OFFERINGS]</w:t>
       </w:r>
     </w:p>
+    <w:p>
+      <w:r>
+        <w:rPr>
+          <w:i/>
+          <w:sz w:val="17"/>
+        </w:rPr>
+        <w:t>Image URL column: paste a public https link to the product/property photo (JPG/PNG/WebP). Leave blank if none. On publish, images are stored on the offering and shown in chat/catalog.</w:t>
+      </w:r>
+    </w:p>
     <w:tbl>
       <w:tblPr>
         <w:tblW w:type="auto" w:w="0"/>
@@ -1047,17 +1056,18 @@
         </w:tblBorders>
       </w:tblPr>
       <w:tblGrid>
-        <w:gridCol w:w="1680"/>
-        <w:gridCol w:w="1680"/>
-        <w:gridCol w:w="1680"/>
-        <w:gridCol w:w="1680"/>
-        <w:gridCol w:w="1680"/>
-        <w:gridCol w:w="1680"/>
+        <w:gridCol w:w="1440"/>
+        <w:gridCol w:w="1440"/>
+        <w:gridCol w:w="1440"/>
+        <w:gridCol w:w="1440"/>
+        <w:gridCol w:w="1440"/>
+        <w:gridCol w:w="1440"/>
+        <w:gridCol w:w="1440"/>
       </w:tblGrid>
       <w:tr>
         <w:tc>
           <w:tcPr>
-            <w:tcW w:type="dxa" w:w="1680"/>
+            <w:tcW w:type="dxa" w:w="1440"/>
             <w:shd w:fill="0F766E"/>
           </w:tcPr>
           <w:p>
@@ -1073,7 +1083,7 @@
         </w:tc>
         <w:tc>
           <w:tcPr>
-            <w:tcW w:type="dxa" w:w="1680"/>
+            <w:tcW w:type="dxa" w:w="1440"/>
             <w:shd w:fill="0F766E"/>
           </w:tcPr>
           <w:p>
@@ -1089,7 +1099,7 @@
         </w:tc>
         <w:tc>
           <w:tcPr>
-            <w:tcW w:type="dxa" w:w="1680"/>
+            <w:tcW w:type="dxa" w:w="1440"/>
             <w:shd w:fill="0F766E"/>
           </w:tcPr>
           <w:p>
@@ -1105,7 +1115,7 @@
         </w:tc>
         <w:tc>
           <w:tcPr>
-            <w:tcW w:type="dxa" w:w="1680"/>
+            <w:tcW w:type="dxa" w:w="1440"/>
             <w:shd w:fill="0F766E"/>
           </w:tcPr>
           <w:p>
@@ -1121,7 +1131,7 @@
         </w:tc>
         <w:tc>
           <w:tcPr>
-            <w:tcW w:type="dxa" w:w="1680"/>
+            <w:tcW w:type="dxa" w:w="1440"/>
             <w:shd w:fill="0F766E"/>
           </w:tcPr>
           <w:p>
@@ -1137,7 +1147,7 @@
         </w:tc>
         <w:tc>
           <w:tcPr>
-            <w:tcW w:type="dxa" w:w="1680"/>
+            <w:tcW w:type="dxa" w:w="1440"/>
             <w:shd w:fill="0F766E"/>
           </w:tcPr>
           <w:p>
@@ -1151,11 +1161,27 @@
             </w:r>
           </w:p>
         </w:tc>
+        <w:tc>
+          <w:tcPr>
+            <w:tcW w:type="dxa" w:w="1440"/>
+            <w:shd w:fill="0F766E"/>
+          </w:tcPr>
+          <w:p>
+            <w:r>
+              <w:rPr>
+                <w:b/>
+                <w:color w:val="FFFFFF"/>
+                <w:sz w:val="16"/>
+              </w:rPr>
+              <w:t>Image URL</w:t>
+            </w:r>
+          </w:p>
+        </w:tc>
       </w:tr>
       <w:tr>
         <w:tc>
           <w:tcPr>
-            <w:tcW w:type="dxa" w:w="1680"/>
+            <w:tcW w:type="dxa" w:w="1440"/>
             <w:shd w:fill="FFFFFF"/>
           </w:tcPr>
           <w:p>
@@ -1169,7 +1195,7 @@
         </w:tc>
         <w:tc>
           <w:tcPr>
-            <w:tcW w:type="dxa" w:w="1680"/>
+            <w:tcW w:type="dxa" w:w="1440"/>
             <w:shd w:fill="FFFFFF"/>
           </w:tcPr>
           <w:p>
@@ -1183,7 +1209,7 @@
         </w:tc>
         <w:tc>
           <w:tcPr>
-            <w:tcW w:type="dxa" w:w="1680"/>
+            <w:tcW w:type="dxa" w:w="1440"/>
             <w:shd w:fill="FFFFFF"/>
           </w:tcPr>
           <w:p>
@@ -1197,7 +1223,7 @@
         </w:tc>
         <w:tc>
           <w:tcPr>
-            <w:tcW w:type="dxa" w:w="1680"/>
+            <w:tcW w:type="dxa" w:w="1440"/>
             <w:shd w:fill="FFFFFF"/>
           </w:tcPr>
           <w:p>
@@ -1205,13 +1231,13 @@
               <w:rPr>
                 <w:sz w:val="16"/>
               </w:rPr>
-              <w:t>Mon, Wed, Fri (10:00 AM - 02:00 PM)</w:t>
+              <w:t>Mon, Wed, Fri 10:00-14:00</w:t>
             </w:r>
           </w:p>
         </w:tc>
         <w:tc>
           <w:tcPr>
-            <w:tcW w:type="dxa" w:w="1680"/>
+            <w:tcW w:type="dxa" w:w="1440"/>
             <w:shd w:fill="FFFFFF"/>
           </w:tcPr>
           <w:p>
@@ -1219,13 +1245,13 @@
               <w:rPr>
                 <w:sz w:val="16"/>
               </w:rPr>
-              <w:t>ECG, 2D Echo, TMT, Hypertension management</w:t>
+              <w:t>ECG, 2D Echo, TMT, Hypertension</w:t>
             </w:r>
           </w:p>
         </w:tc>
         <w:tc>
           <w:tcPr>
-            <w:tcW w:type="dxa" w:w="1680"/>
+            <w:tcW w:type="dxa" w:w="1440"/>
             <w:shd w:fill="FFFFFF"/>
           </w:tcPr>
           <w:p>
@@ -1237,11 +1263,25 @@
             </w:r>
           </w:p>
         </w:tc>
+        <w:tc>
+          <w:tcPr>
+            <w:tcW w:type="dxa" w:w="1440"/>
+            <w:shd w:fill="FFFFFF"/>
+          </w:tcPr>
+          <w:p>
+            <w:r>
+              <w:rPr>
+                <w:sz w:val="16"/>
+              </w:rPr>
+              <w:t>https://images.unsplash.com/photo-1576091160399-112ba8d25d1d?auto=format&amp;fit=crop&amp;w=800&amp;q=80</w:t>
+            </w:r>
+          </w:p>
+        </w:tc>
       </w:tr>
       <w:tr>
         <w:tc>
           <w:tcPr>
-            <w:tcW w:type="dxa" w:w="1680"/>
+            <w:tcW w:type="dxa" w:w="1440"/>
             <w:shd w:fill="F0FDFA"/>
           </w:tcPr>
           <w:p>
@@ -1255,7 +1295,7 @@
         </w:tc>
         <w:tc>
           <w:tcPr>
-            <w:tcW w:type="dxa" w:w="1680"/>
+            <w:tcW w:type="dxa" w:w="1440"/>
             <w:shd w:fill="F0FDFA"/>
           </w:tcPr>
           <w:p>
@@ -1269,7 +1309,7 @@
         </w:tc>
         <w:tc>
           <w:tcPr>
-            <w:tcW w:type="dxa" w:w="1680"/>
+            <w:tcW w:type="dxa" w:w="1440"/>
             <w:shd w:fill="F0FDFA"/>
           </w:tcPr>
           <w:p>
@@ -1283,7 +1323,7 @@
         </w:tc>
         <w:tc>
           <w:tcPr>
-            <w:tcW w:type="dxa" w:w="1680"/>
+            <w:tcW w:type="dxa" w:w="1440"/>
             <w:shd w:fill="F0FDFA"/>
           </w:tcPr>
           <w:p>
@@ -1291,13 +1331,13 @@
               <w:rPr>
                 <w:sz w:val="16"/>
               </w:rPr>
-              <w:t>Tue, Thu, Sat (02:00 PM - 06:00 PM)</w:t>
+              <w:t>Tue, Thu, Sat 14:00-18:00</w:t>
             </w:r>
           </w:p>
         </w:tc>
         <w:tc>
           <w:tcPr>
-            <w:tcW w:type="dxa" w:w="1680"/>
+            <w:tcW w:type="dxa" w:w="1440"/>
             <w:shd w:fill="F0FDFA"/>
           </w:tcPr>
           <w:p>
@@ -1305,13 +1345,13 @@
               <w:rPr>
                 <w:sz w:val="16"/>
               </w:rPr>
-              <w:t>Joint pain, arthritis, fracture care, sports rehab</w:t>
+              <w:t>Arthritis, fracture care, sports rehab</w:t>
             </w:r>
           </w:p>
         </w:tc>
         <w:tc>
           <w:tcPr>
-            <w:tcW w:type="dxa" w:w="1680"/>
+            <w:tcW w:type="dxa" w:w="1440"/>
             <w:shd w:fill="F0FDFA"/>
           </w:tcPr>
           <w:p>
@@ -1323,11 +1363,25 @@
             </w:r>
           </w:p>
         </w:tc>
+        <w:tc>
+          <w:tcPr>
+            <w:tcW w:type="dxa" w:w="1440"/>
+            <w:shd w:fill="F0FDFA"/>
+          </w:tcPr>
+          <w:p>
+            <w:r>
+              <w:rPr>
+                <w:sz w:val="16"/>
+              </w:rPr>
+              <w:t>https://images.unsplash.com/photo-1559757175-0eb30cd8c063?auto=format&amp;fit=crop&amp;w=800&amp;q=80</w:t>
+            </w:r>
+          </w:p>
+        </w:tc>
       </w:tr>
       <w:tr>
         <w:tc>
           <w:tcPr>
-            <w:tcW w:type="dxa" w:w="1680"/>
+            <w:tcW w:type="dxa" w:w="1440"/>
             <w:shd w:fill="FFFFFF"/>
           </w:tcPr>
           <w:p>
@@ -1341,7 +1395,7 @@
         </w:tc>
         <w:tc>
           <w:tcPr>
-            <w:tcW w:type="dxa" w:w="1680"/>
+            <w:tcW w:type="dxa" w:w="1440"/>
             <w:shd w:fill="FFFFFF"/>
           </w:tcPr>
           <w:p>
@@ -1355,7 +1409,7 @@
         </w:tc>
         <w:tc>
           <w:tcPr>
-            <w:tcW w:type="dxa" w:w="1680"/>
+            <w:tcW w:type="dxa" w:w="1440"/>
             <w:shd w:fill="FFFFFF"/>
           </w:tcPr>
           <w:p>
@@ -1369,7 +1423,7 @@
         </w:tc>
         <w:tc>
           <w:tcPr>
-            <w:tcW w:type="dxa" w:w="1680"/>
+            <w:tcW w:type="dxa" w:w="1440"/>
             <w:shd w:fill="FFFFFF"/>
           </w:tcPr>
           <w:p>
@@ -1377,13 +1431,13 @@
               <w:rPr>
                 <w:sz w:val="16"/>
               </w:rPr>
-              <w:t>Mon to Sat (09:00 AM - 01:00 PM)</w:t>
+              <w:t>Mon-Sat 09:00-13:00</w:t>
             </w:r>
           </w:p>
         </w:tc>
         <w:tc>
           <w:tcPr>
-            <w:tcW w:type="dxa" w:w="1680"/>
+            <w:tcW w:type="dxa" w:w="1440"/>
             <w:shd w:fill="FFFFFF"/>
           </w:tcPr>
           <w:p>
@@ -1391,13 +1445,13 @@
               <w:rPr>
                 <w:sz w:val="16"/>
               </w:rPr>
-              <w:t>Newborn vaccination, child growth monitoring, allergy care</w:t>
+              <w:t>Vaccination, growth, allergy care</w:t>
             </w:r>
           </w:p>
         </w:tc>
         <w:tc>
           <w:tcPr>
-            <w:tcW w:type="dxa" w:w="1680"/>
+            <w:tcW w:type="dxa" w:w="1440"/>
             <w:shd w:fill="FFFFFF"/>
           </w:tcPr>
           <w:p>
@@ -1409,11 +1463,25 @@
             </w:r>
           </w:p>
         </w:tc>
+        <w:tc>
+          <w:tcPr>
+            <w:tcW w:type="dxa" w:w="1440"/>
+            <w:shd w:fill="FFFFFF"/>
+          </w:tcPr>
+          <w:p>
+            <w:r>
+              <w:rPr>
+                <w:sz w:val="16"/>
+              </w:rPr>
+              <w:t>https://images.unsplash.com/photo-1631217868264-e5b90bb7e133?auto=format&amp;fit=crop&amp;w=800&amp;q=80</w:t>
+            </w:r>
+          </w:p>
+        </w:tc>
       </w:tr>
       <w:tr>
         <w:tc>
           <w:tcPr>
-            <w:tcW w:type="dxa" w:w="1680"/>
+            <w:tcW w:type="dxa" w:w="1440"/>
             <w:shd w:fill="F0FDFA"/>
           </w:tcPr>
           <w:p>
@@ -1427,7 +1495,7 @@
         </w:tc>
         <w:tc>
           <w:tcPr>
-            <w:tcW w:type="dxa" w:w="1680"/>
+            <w:tcW w:type="dxa" w:w="1440"/>
             <w:shd w:fill="F0FDFA"/>
           </w:tcPr>
           <w:p>
@@ -1441,7 +1509,7 @@
         </w:tc>
         <w:tc>
           <w:tcPr>
-            <w:tcW w:type="dxa" w:w="1680"/>
+            <w:tcW w:type="dxa" w:w="1440"/>
             <w:shd w:fill="F0FDFA"/>
           </w:tcPr>
           <w:p>
@@ -1455,7 +1523,7 @@
         </w:tc>
         <w:tc>
           <w:tcPr>
-            <w:tcW w:type="dxa" w:w="1680"/>
+            <w:tcW w:type="dxa" w:w="1440"/>
             <w:shd w:fill="F0FDFA"/>
           </w:tcPr>
           <w:p>
@@ -1463,13 +1531,13 @@
               <w:rPr>
                 <w:sz w:val="16"/>
               </w:rPr>
-              <w:t>Mon, Wed, Sat (04:00 PM - 08:00 PM)</w:t>
+              <w:t>Mon, Wed, Sat 16:00-20:00</w:t>
             </w:r>
           </w:p>
         </w:tc>
         <w:tc>
           <w:tcPr>
-            <w:tcW w:type="dxa" w:w="1680"/>
+            <w:tcW w:type="dxa" w:w="1440"/>
             <w:shd w:fill="F0FDFA"/>
           </w:tcPr>
           <w:p>
@@ -1477,13 +1545,13 @@
               <w:rPr>
                 <w:sz w:val="16"/>
               </w:rPr>
-              <w:t>Acne treatment, laser therapy, hair loss PRP, skin allergy</w:t>
+              <w:t>Acne, laser, PRP, skin allergy</w:t>
             </w:r>
           </w:p>
         </w:tc>
         <w:tc>
           <w:tcPr>
-            <w:tcW w:type="dxa" w:w="1680"/>
+            <w:tcW w:type="dxa" w:w="1440"/>
             <w:shd w:fill="F0FDFA"/>
           </w:tcPr>
           <w:p>
@@ -1495,11 +1563,25 @@
             </w:r>
           </w:p>
         </w:tc>
+        <w:tc>
+          <w:tcPr>
+            <w:tcW w:type="dxa" w:w="1440"/>
+            <w:shd w:fill="F0FDFA"/>
+          </w:tcPr>
+          <w:p>
+            <w:r>
+              <w:rPr>
+                <w:sz w:val="16"/>
+              </w:rPr>
+              <w:t>https://images.unsplash.com/photo-1515377905703-c4788e51af15?auto=format&amp;fit=crop&amp;w=800&amp;q=80</w:t>
+            </w:r>
+          </w:p>
+        </w:tc>
       </w:tr>
       <w:tr>
         <w:tc>
           <w:tcPr>
-            <w:tcW w:type="dxa" w:w="1680"/>
+            <w:tcW w:type="dxa" w:w="1440"/>
             <w:shd w:fill="FEF3C7"/>
           </w:tcPr>
           <w:p>
@@ -1514,7 +1596,7 @@
         </w:tc>
         <w:tc>
           <w:tcPr>
-            <w:tcW w:type="dxa" w:w="1680"/>
+            <w:tcW w:type="dxa" w:w="1440"/>
             <w:shd w:fill="FEF3C7"/>
           </w:tcPr>
           <w:p>
@@ -1528,7 +1610,7 @@
         </w:tc>
         <w:tc>
           <w:tcPr>
-            <w:tcW w:type="dxa" w:w="1680"/>
+            <w:tcW w:type="dxa" w:w="1440"/>
             <w:shd w:fill="FEF3C7"/>
           </w:tcPr>
           <w:p>
@@ -1542,7 +1624,7 @@
         </w:tc>
         <w:tc>
           <w:tcPr>
-            <w:tcW w:type="dxa" w:w="1680"/>
+            <w:tcW w:type="dxa" w:w="1440"/>
             <w:shd w:fill="FEF3C7"/>
           </w:tcPr>
           <w:p>
@@ -1556,7 +1638,7 @@
         </w:tc>
         <w:tc>
           <w:tcPr>
-            <w:tcW w:type="dxa" w:w="1680"/>
+            <w:tcW w:type="dxa" w:w="1440"/>
             <w:shd w:fill="FEF3C7"/>
           </w:tcPr>
           <w:p>
@@ -1570,7 +1652,7 @@
         </w:tc>
         <w:tc>
           <w:tcPr>
-            <w:tcW w:type="dxa" w:w="1680"/>
+            <w:tcW w:type="dxa" w:w="1440"/>
             <w:shd w:fill="FEF3C7"/>
           </w:tcPr>
           <w:p>
@@ -1582,11 +1664,26 @@
             </w:r>
           </w:p>
         </w:tc>
+        <w:tc>
+          <w:tcPr>
+            <w:tcW w:type="dxa" w:w="1440"/>
+            <w:shd w:fill="FEF3C7"/>
+          </w:tcPr>
+          <w:p>
+            <w:r>
+              <w:rPr>
+                <w:i/>
+                <w:sz w:val="16"/>
+              </w:rPr>
+              <w:t>[Paste https image URL]</w:t>
+            </w:r>
+          </w:p>
+        </w:tc>
       </w:tr>
       <w:tr>
         <w:tc>
           <w:tcPr>
-            <w:tcW w:type="dxa" w:w="1680"/>
+            <w:tcW w:type="dxa" w:w="1440"/>
             <w:shd w:fill="FEF3C7"/>
           </w:tcPr>
           <w:p>
@@ -1601,7 +1698,7 @@
         </w:tc>
         <w:tc>
           <w:tcPr>
-            <w:tcW w:type="dxa" w:w="1680"/>
+            <w:tcW w:type="dxa" w:w="1440"/>
             <w:shd w:fill="FEF3C7"/>
           </w:tcPr>
           <w:p>
@@ -1615,7 +1712,7 @@
         </w:tc>
         <w:tc>
           <w:tcPr>
-            <w:tcW w:type="dxa" w:w="1680"/>
+            <w:tcW w:type="dxa" w:w="1440"/>
             <w:shd w:fill="FEF3C7"/>
           </w:tcPr>
           <w:p>
@@ -1629,7 +1726,7 @@
         </w:tc>
         <w:tc>
           <w:tcPr>
-            <w:tcW w:type="dxa" w:w="1680"/>
+            <w:tcW w:type="dxa" w:w="1440"/>
             <w:shd w:fill="FEF3C7"/>
           </w:tcPr>
           <w:p>
@@ -1643,7 +1740,7 @@
         </w:tc>
         <w:tc>
           <w:tcPr>
-            <w:tcW w:type="dxa" w:w="1680"/>
+            <w:tcW w:type="dxa" w:w="1440"/>
             <w:shd w:fill="FEF3C7"/>
           </w:tcPr>
           <w:p>
@@ -1657,7 +1754,7 @@
         </w:tc>
         <w:tc>
           <w:tcPr>
-            <w:tcW w:type="dxa" w:w="1680"/>
+            <w:tcW w:type="dxa" w:w="1440"/>
             <w:shd w:fill="FEF3C7"/>
           </w:tcPr>
           <w:p>
@@ -1669,8 +1766,212 @@
             </w:r>
           </w:p>
         </w:tc>
+        <w:tc>
+          <w:tcPr>
+            <w:tcW w:type="dxa" w:w="1440"/>
+            <w:shd w:fill="FEF3C7"/>
+          </w:tcPr>
+          <w:p>
+            <w:r>
+              <w:rPr>
+                <w:i/>
+                <w:sz w:val="16"/>
+              </w:rPr>
+              <w:t>[Paste https image URL]</w:t>
+            </w:r>
+          </w:p>
+        </w:tc>
       </w:tr>
     </w:tbl>
+    <w:p>
+      <w:pPr>
+        <w:pStyle w:val="Heading2"/>
+        <w:spacing w:before="160"/>
+      </w:pPr>
+      <w:r>
+        <w:t>Catalog images (embedded preview)</w:t>
+      </w:r>
+    </w:p>
+    <w:p>
+      <w:r>
+        <w:rPr>
+          <w:b/>
+          <w:sz w:val="16"/>
+        </w:rPr>
+        <w:t>Cardiology &amp; Heart Care — https://images.unsplash.com/photo-1576091160399-112ba8d25d1d?auto=format&amp;fit=crop&amp;w=800&amp;q=80</w:t>
+      </w:r>
+    </w:p>
+    <w:p>
+      <w:r>
+        <w:drawing>
+          <wp:inline xmlns:a="http://schemas.openxmlformats.org/drawingml/2006/main" xmlns:pic="http://schemas.openxmlformats.org/drawingml/2006/picture">
+            <wp:extent cx="1828800" cy="1218438"/>
+            <wp:docPr id="1" name="Picture 1"/>
+            <wp:cNvGraphicFramePr>
+              <a:graphicFrameLocks noChangeAspect="1"/>
+            </wp:cNvGraphicFramePr>
+            <a:graphic>
+              <a:graphicData uri="http://schemas.openxmlformats.org/drawingml/2006/picture">
+                <pic:pic>
+                  <pic:nvPicPr>
+                    <pic:cNvPr id="0" name="care_cardio.jpg"/>
+                    <pic:cNvPicPr/>
+                  </pic:nvPicPr>
+                  <pic:blipFill>
+                    <a:blip r:embed="rId9"/>
+                    <a:stretch>
+                      <a:fillRect/>
+                    </a:stretch>
+                  </pic:blipFill>
+                  <pic:spPr>
+                    <a:xfrm>
+                      <a:off x="0" y="0"/>
+                      <a:ext cx="1828800" cy="1218438"/>
+                    </a:xfrm>
+                    <a:prstGeom prst="rect"/>
+                  </pic:spPr>
+                </pic:pic>
+              </a:graphicData>
+            </a:graphic>
+          </wp:inline>
+        </w:drawing>
+      </w:r>
+    </w:p>
+    <w:p>
+      <w:r>
+        <w:rPr>
+          <w:b/>
+          <w:sz w:val="16"/>
+        </w:rPr>
+        <w:t>Orthopedics &amp; Joint Surgery — https://images.unsplash.com/photo-1559757175-0eb30cd8c063?auto=format&amp;fit=crop&amp;w=800&amp;q=80</w:t>
+      </w:r>
+    </w:p>
+    <w:p>
+      <w:r>
+        <w:drawing>
+          <wp:inline xmlns:a="http://schemas.openxmlformats.org/drawingml/2006/main" xmlns:pic="http://schemas.openxmlformats.org/drawingml/2006/picture">
+            <wp:extent cx="1828800" cy="1028700"/>
+            <wp:docPr id="2" name="Picture 2"/>
+            <wp:cNvGraphicFramePr>
+              <a:graphicFrameLocks noChangeAspect="1"/>
+            </wp:cNvGraphicFramePr>
+            <a:graphic>
+              <a:graphicData uri="http://schemas.openxmlformats.org/drawingml/2006/picture">
+                <pic:pic>
+                  <pic:nvPicPr>
+                    <pic:cNvPr id="0" name="care_ortho.jpg"/>
+                    <pic:cNvPicPr/>
+                  </pic:nvPicPr>
+                  <pic:blipFill>
+                    <a:blip r:embed="rId10"/>
+                    <a:stretch>
+                      <a:fillRect/>
+                    </a:stretch>
+                  </pic:blipFill>
+                  <pic:spPr>
+                    <a:xfrm>
+                      <a:off x="0" y="0"/>
+                      <a:ext cx="1828800" cy="1028700"/>
+                    </a:xfrm>
+                    <a:prstGeom prst="rect"/>
+                  </pic:spPr>
+                </pic:pic>
+              </a:graphicData>
+            </a:graphic>
+          </wp:inline>
+        </w:drawing>
+      </w:r>
+    </w:p>
+    <w:p>
+      <w:r>
+        <w:rPr>
+          <w:b/>
+          <w:sz w:val="16"/>
+        </w:rPr>
+        <w:t>Pediatrics &amp; Child Health — https://images.unsplash.com/photo-1631217868264-e5b90bb7e133?auto=format&amp;fit=crop&amp;w=800&amp;q=80</w:t>
+      </w:r>
+    </w:p>
+    <w:p>
+      <w:r>
+        <w:drawing>
+          <wp:inline xmlns:a="http://schemas.openxmlformats.org/drawingml/2006/main" xmlns:pic="http://schemas.openxmlformats.org/drawingml/2006/picture">
+            <wp:extent cx="1828800" cy="1191006"/>
+            <wp:docPr id="3" name="Picture 3"/>
+            <wp:cNvGraphicFramePr>
+              <a:graphicFrameLocks noChangeAspect="1"/>
+            </wp:cNvGraphicFramePr>
+            <a:graphic>
+              <a:graphicData uri="http://schemas.openxmlformats.org/drawingml/2006/picture">
+                <pic:pic>
+                  <pic:nvPicPr>
+                    <pic:cNvPr id="0" name="care_pedia.jpg"/>
+                    <pic:cNvPicPr/>
+                  </pic:nvPicPr>
+                  <pic:blipFill>
+                    <a:blip r:embed="rId11"/>
+                    <a:stretch>
+                      <a:fillRect/>
+                    </a:stretch>
+                  </pic:blipFill>
+                  <pic:spPr>
+                    <a:xfrm>
+                      <a:off x="0" y="0"/>
+                      <a:ext cx="1828800" cy="1191006"/>
+                    </a:xfrm>
+                    <a:prstGeom prst="rect"/>
+                  </pic:spPr>
+                </pic:pic>
+              </a:graphicData>
+            </a:graphic>
+          </wp:inline>
+        </w:drawing>
+      </w:r>
+    </w:p>
+    <w:p>
+      <w:r>
+        <w:rPr>
+          <w:b/>
+          <w:sz w:val="16"/>
+        </w:rPr>
+        <w:t>Dermatology &amp; Cosmetology — https://images.unsplash.com/photo-1515377905703-c4788e51af15?auto=format&amp;fit=crop&amp;w=800&amp;q=80</w:t>
+      </w:r>
+    </w:p>
+    <w:p>
+      <w:r>
+        <w:drawing>
+          <wp:inline xmlns:a="http://schemas.openxmlformats.org/drawingml/2006/main" xmlns:pic="http://schemas.openxmlformats.org/drawingml/2006/picture">
+            <wp:extent cx="1828800" cy="1218438"/>
+            <wp:docPr id="4" name="Picture 4"/>
+            <wp:cNvGraphicFramePr>
+              <a:graphicFrameLocks noChangeAspect="1"/>
+            </wp:cNvGraphicFramePr>
+            <a:graphic>
+              <a:graphicData uri="http://schemas.openxmlformats.org/drawingml/2006/picture">
+                <pic:pic>
+                  <pic:nvPicPr>
+                    <pic:cNvPr id="0" name="care_derma.jpg"/>
+                    <pic:cNvPicPr/>
+                  </pic:nvPicPr>
+                  <pic:blipFill>
+                    <a:blip r:embed="rId12"/>
+                    <a:stretch>
+                      <a:fillRect/>
+                    </a:stretch>
+                  </pic:blipFill>
+                  <pic:spPr>
+                    <a:xfrm>
+                      <a:off x="0" y="0"/>
+                      <a:ext cx="1828800" cy="1218438"/>
+                    </a:xfrm>
+                    <a:prstGeom prst="rect"/>
+                  </pic:spPr>
+                </pic:pic>
+              </a:graphicData>
+            </a:graphic>
+          </wp:inline>
+        </w:drawing>
+      </w:r>
+    </w:p>
     <w:p>
       <w:pPr>
         <w:spacing w:after="200"/>
@@ -1780,7 +2081,7 @@
               <w:rPr>
                 <w:sz w:val="17"/>
               </w:rPr>
-              <w:t>Tap 'Book Appointment' or message the doctor's name or department to choose an open slot.</w:t>
+              <w:t>Use Book Appointment or message the doctor/department name. You will get available slots; confirmation SMS/WhatsApp follows.</w:t>
             </w:r>
           </w:p>
         </w:tc>
@@ -1825,7 +2126,7 @@
               <w:rPr>
                 <w:sz w:val="17"/>
               </w:rPr>
-              <w:t>Lab reports are automatically sent to your WhatsApp number as downloadable PDF files within 12 hours.</w:t>
+              <w:t>Reports are shared as PDF on WhatsApp/email typically within 12 hours for routine tests; specialized panels may take 24–48 hours.</w:t>
             </w:r>
           </w:p>
         </w:tc>
@@ -1870,7 +2171,7 @@
               <w:rPr>
                 <w:sz w:val="17"/>
               </w:rPr>
-              <w:t>Yes, we provide cashless coverage for all major TPA and corporate medical insurance providers.</w:t>
+              <w:t>Yes for listed TPAs and corporate tie-ups. Carry your e-card and photo ID. Planned procedures need pre-authorization.</w:t>
             </w:r>
           </w:p>
         </w:tc>
@@ -1915,7 +2216,7 @@
               <w:rPr>
                 <w:sz w:val="17"/>
               </w:rPr>
-              <w:t>Please call our 24/7 emergency hotline immediately at +91 9988776655 for immediate triage.</w:t>
+              <w:t>Call our 24/7 emergency hotline immediately for triage and ambulance dispatch. Share location and patient condition clearly.</w:t>
             </w:r>
           </w:p>
         </w:tc>
@@ -1930,6 +2231,456 @@
                 <w:sz w:val="17"/>
               </w:rPr>
               <w:t>Emergency</w:t>
+            </w:r>
+          </w:p>
+        </w:tc>
+      </w:tr>
+      <w:tr>
+        <w:tc>
+          <w:tcPr>
+            <w:tcW w:type="dxa" w:w="3360"/>
+            <w:shd w:fill="FFFFFF"/>
+          </w:tcPr>
+          <w:p>
+            <w:r>
+              <w:rPr>
+                <w:b/>
+                <w:sz w:val="17"/>
+              </w:rPr>
+              <w:t>How early should I arrive for a consultation?</w:t>
+            </w:r>
+          </w:p>
+        </w:tc>
+        <w:tc>
+          <w:tcPr>
+            <w:tcW w:type="dxa" w:w="3360"/>
+            <w:shd w:fill="FFFFFF"/>
+          </w:tcPr>
+          <w:p>
+            <w:r>
+              <w:rPr>
+                <w:sz w:val="17"/>
+              </w:rPr>
+              <w:t>Arrive 15 minutes early for registration and vitals. First-time patients should carry prior reports and medication list.</w:t>
+            </w:r>
+          </w:p>
+        </w:tc>
+        <w:tc>
+          <w:tcPr>
+            <w:tcW w:type="dxa" w:w="3360"/>
+            <w:shd w:fill="FFFFFF"/>
+          </w:tcPr>
+          <w:p>
+            <w:r>
+              <w:rPr>
+                <w:sz w:val="17"/>
+              </w:rPr>
+              <w:t>Appointments</w:t>
+            </w:r>
+          </w:p>
+        </w:tc>
+      </w:tr>
+      <w:tr>
+        <w:tc>
+          <w:tcPr>
+            <w:tcW w:type="dxa" w:w="3360"/>
+            <w:shd w:fill="EEF2FF"/>
+          </w:tcPr>
+          <w:p>
+            <w:r>
+              <w:rPr>
+                <w:b/>
+                <w:sz w:val="17"/>
+              </w:rPr>
+              <w:t>Can I get a video consultation?</w:t>
+            </w:r>
+          </w:p>
+        </w:tc>
+        <w:tc>
+          <w:tcPr>
+            <w:tcW w:type="dxa" w:w="3360"/>
+            <w:shd w:fill="EEF2FF"/>
+          </w:tcPr>
+          <w:p>
+            <w:r>
+              <w:rPr>
+                <w:sz w:val="17"/>
+              </w:rPr>
+              <w:t>Video consults are available for eligible specialties. Prescriptions are shared digitally; some cases still need in-person exam.</w:t>
+            </w:r>
+          </w:p>
+        </w:tc>
+        <w:tc>
+          <w:tcPr>
+            <w:tcW w:type="dxa" w:w="3360"/>
+            <w:shd w:fill="EEF2FF"/>
+          </w:tcPr>
+          <w:p>
+            <w:r>
+              <w:rPr>
+                <w:sz w:val="17"/>
+              </w:rPr>
+              <w:t>Telehealth</w:t>
+            </w:r>
+          </w:p>
+        </w:tc>
+      </w:tr>
+      <w:tr>
+        <w:tc>
+          <w:tcPr>
+            <w:tcW w:type="dxa" w:w="3360"/>
+            <w:shd w:fill="FFFFFF"/>
+          </w:tcPr>
+          <w:p>
+            <w:r>
+              <w:rPr>
+                <w:b/>
+                <w:sz w:val="17"/>
+              </w:rPr>
+              <w:t>What payment modes are accepted at the clinic?</w:t>
+            </w:r>
+          </w:p>
+        </w:tc>
+        <w:tc>
+          <w:tcPr>
+            <w:tcW w:type="dxa" w:w="3360"/>
+            <w:shd w:fill="FFFFFF"/>
+          </w:tcPr>
+          <w:p>
+            <w:r>
+              <w:rPr>
+                <w:sz w:val="17"/>
+              </w:rPr>
+              <w:t>UPI, cards, net banking, and cash. Insurance co-pay is collected as applicable.</w:t>
+            </w:r>
+          </w:p>
+        </w:tc>
+        <w:tc>
+          <w:tcPr>
+            <w:tcW w:type="dxa" w:w="3360"/>
+            <w:shd w:fill="FFFFFF"/>
+          </w:tcPr>
+          <w:p>
+            <w:r>
+              <w:rPr>
+                <w:sz w:val="17"/>
+              </w:rPr>
+              <w:t>Payments</w:t>
+            </w:r>
+          </w:p>
+        </w:tc>
+      </w:tr>
+      <w:tr>
+        <w:tc>
+          <w:tcPr>
+            <w:tcW w:type="dxa" w:w="3360"/>
+            <w:shd w:fill="EEF2FF"/>
+          </w:tcPr>
+          <w:p>
+            <w:r>
+              <w:rPr>
+                <w:b/>
+                <w:sz w:val="17"/>
+              </w:rPr>
+              <w:t>How do I reschedule or cancel an appointment?</w:t>
+            </w:r>
+          </w:p>
+        </w:tc>
+        <w:tc>
+          <w:tcPr>
+            <w:tcW w:type="dxa" w:w="3360"/>
+            <w:shd w:fill="EEF2FF"/>
+          </w:tcPr>
+          <w:p>
+            <w:r>
+              <w:rPr>
+                <w:sz w:val="17"/>
+              </w:rPr>
+              <w:t>Message at least 2 hours before the slot. Repeated no-shows may require advance payment for future bookings.</w:t>
+            </w:r>
+          </w:p>
+        </w:tc>
+        <w:tc>
+          <w:tcPr>
+            <w:tcW w:type="dxa" w:w="3360"/>
+            <w:shd w:fill="EEF2FF"/>
+          </w:tcPr>
+          <w:p>
+            <w:r>
+              <w:rPr>
+                <w:sz w:val="17"/>
+              </w:rPr>
+              <w:t>Appointments</w:t>
+            </w:r>
+          </w:p>
+        </w:tc>
+      </w:tr>
+      <w:tr>
+        <w:tc>
+          <w:tcPr>
+            <w:tcW w:type="dxa" w:w="3360"/>
+            <w:shd w:fill="FFFFFF"/>
+          </w:tcPr>
+          <w:p>
+            <w:r>
+              <w:rPr>
+                <w:b/>
+                <w:sz w:val="17"/>
+              </w:rPr>
+              <w:t>Are health checkup packages customizable?</w:t>
+            </w:r>
+          </w:p>
+        </w:tc>
+        <w:tc>
+          <w:tcPr>
+            <w:tcW w:type="dxa" w:w="3360"/>
+            <w:shd w:fill="FFFFFF"/>
+          </w:tcPr>
+          <w:p>
+            <w:r>
+              <w:rPr>
+                <w:sz w:val="17"/>
+              </w:rPr>
+              <w:t>Yes — packages can add/remove tests with price adjustment. Fasting instructions are sent with the booking confirmation.</w:t>
+            </w:r>
+          </w:p>
+        </w:tc>
+        <w:tc>
+          <w:tcPr>
+            <w:tcW w:type="dxa" w:w="3360"/>
+            <w:shd w:fill="FFFFFF"/>
+          </w:tcPr>
+          <w:p>
+            <w:r>
+              <w:rPr>
+                <w:sz w:val="17"/>
+              </w:rPr>
+              <w:t>Packages</w:t>
+            </w:r>
+          </w:p>
+        </w:tc>
+      </w:tr>
+      <w:tr>
+        <w:tc>
+          <w:tcPr>
+            <w:tcW w:type="dxa" w:w="3360"/>
+            <w:shd w:fill="EEF2FF"/>
+          </w:tcPr>
+          <w:p>
+            <w:r>
+              <w:rPr>
+                <w:b/>
+                <w:sz w:val="17"/>
+              </w:rPr>
+              <w:t>Do you provide home sample collection?</w:t>
+            </w:r>
+          </w:p>
+        </w:tc>
+        <w:tc>
+          <w:tcPr>
+            <w:tcW w:type="dxa" w:w="3360"/>
+            <w:shd w:fill="EEF2FF"/>
+          </w:tcPr>
+          <w:p>
+            <w:r>
+              <w:rPr>
+                <w:sz w:val="17"/>
+              </w:rPr>
+              <w:t>Home collection is available in selected pin codes for routine blood tests. Book via Lab Tests &amp; Reports.</w:t>
+            </w:r>
+          </w:p>
+        </w:tc>
+        <w:tc>
+          <w:tcPr>
+            <w:tcW w:type="dxa" w:w="3360"/>
+            <w:shd w:fill="EEF2FF"/>
+          </w:tcPr>
+          <w:p>
+            <w:r>
+              <w:rPr>
+                <w:sz w:val="17"/>
+              </w:rPr>
+              <w:t>Lab Reports</w:t>
+            </w:r>
+          </w:p>
+        </w:tc>
+      </w:tr>
+      <w:tr>
+        <w:tc>
+          <w:tcPr>
+            <w:tcW w:type="dxa" w:w="3360"/>
+            <w:shd w:fill="FFFFFF"/>
+          </w:tcPr>
+          <w:p>
+            <w:r>
+              <w:rPr>
+                <w:b/>
+                <w:sz w:val="17"/>
+              </w:rPr>
+              <w:t>Is parking available at the clinic?</w:t>
+            </w:r>
+          </w:p>
+        </w:tc>
+        <w:tc>
+          <w:tcPr>
+            <w:tcW w:type="dxa" w:w="3360"/>
+            <w:shd w:fill="FFFFFF"/>
+          </w:tcPr>
+          <w:p>
+            <w:r>
+              <w:rPr>
+                <w:sz w:val="17"/>
+              </w:rPr>
+              <w:t>On-site visitor parking is available; wheelchair access is provided at the main entrance and lifts.</w:t>
+            </w:r>
+          </w:p>
+        </w:tc>
+        <w:tc>
+          <w:tcPr>
+            <w:tcW w:type="dxa" w:w="3360"/>
+            <w:shd w:fill="FFFFFF"/>
+          </w:tcPr>
+          <w:p>
+            <w:r>
+              <w:rPr>
+                <w:sz w:val="17"/>
+              </w:rPr>
+              <w:t>Facilities</w:t>
+            </w:r>
+          </w:p>
+        </w:tc>
+      </w:tr>
+      <w:tr>
+        <w:tc>
+          <w:tcPr>
+            <w:tcW w:type="dxa" w:w="3360"/>
+            <w:shd w:fill="EEF2FF"/>
+          </w:tcPr>
+          <w:p>
+            <w:r>
+              <w:rPr>
+                <w:b/>
+                <w:sz w:val="17"/>
+              </w:rPr>
+              <w:t>How is patient data kept private?</w:t>
+            </w:r>
+          </w:p>
+        </w:tc>
+        <w:tc>
+          <w:tcPr>
+            <w:tcW w:type="dxa" w:w="3360"/>
+            <w:shd w:fill="EEF2FF"/>
+          </w:tcPr>
+          <w:p>
+            <w:r>
+              <w:rPr>
+                <w:sz w:val="17"/>
+              </w:rPr>
+              <w:t>Records are access-controlled and shared only with treating clinicians or as authorized by the patient/guardian.</w:t>
+            </w:r>
+          </w:p>
+        </w:tc>
+        <w:tc>
+          <w:tcPr>
+            <w:tcW w:type="dxa" w:w="3360"/>
+            <w:shd w:fill="EEF2FF"/>
+          </w:tcPr>
+          <w:p>
+            <w:r>
+              <w:rPr>
+                <w:sz w:val="17"/>
+              </w:rPr>
+              <w:t>Privacy</w:t>
+            </w:r>
+          </w:p>
+        </w:tc>
+      </w:tr>
+      <w:tr>
+        <w:tc>
+          <w:tcPr>
+            <w:tcW w:type="dxa" w:w="3360"/>
+            <w:shd w:fill="FFFFFF"/>
+          </w:tcPr>
+          <w:p>
+            <w:r>
+              <w:rPr>
+                <w:b/>
+                <w:sz w:val="17"/>
+              </w:rPr>
+              <w:t>Can I request a particular language-speaking doctor?</w:t>
+            </w:r>
+          </w:p>
+        </w:tc>
+        <w:tc>
+          <w:tcPr>
+            <w:tcW w:type="dxa" w:w="3360"/>
+            <w:shd w:fill="FFFFFF"/>
+          </w:tcPr>
+          <w:p>
+            <w:r>
+              <w:rPr>
+                <w:sz w:val="17"/>
+              </w:rPr>
+              <w:t>We try to match language preference (English, Hindi, and regional languages) subject to doctor availability.</w:t>
+            </w:r>
+          </w:p>
+        </w:tc>
+        <w:tc>
+          <w:tcPr>
+            <w:tcW w:type="dxa" w:w="3360"/>
+            <w:shd w:fill="FFFFFF"/>
+          </w:tcPr>
+          <w:p>
+            <w:r>
+              <w:rPr>
+                <w:sz w:val="17"/>
+              </w:rPr>
+              <w:t>Appointments</w:t>
+            </w:r>
+          </w:p>
+        </w:tc>
+      </w:tr>
+      <w:tr>
+        <w:tc>
+          <w:tcPr>
+            <w:tcW w:type="dxa" w:w="3360"/>
+            <w:shd w:fill="EEF2FF"/>
+          </w:tcPr>
+          <w:p>
+            <w:r>
+              <w:rPr>
+                <w:b/>
+                <w:sz w:val="17"/>
+              </w:rPr>
+              <w:t>What is the pharmacy / medicine policy?</w:t>
+            </w:r>
+          </w:p>
+        </w:tc>
+        <w:tc>
+          <w:tcPr>
+            <w:tcW w:type="dxa" w:w="3360"/>
+            <w:shd w:fill="EEF2FF"/>
+          </w:tcPr>
+          <w:p>
+            <w:r>
+              <w:rPr>
+                <w:sz w:val="17"/>
+              </w:rPr>
+              <w:t>In-house pharmacy stocks commonly prescribed medicines. Bring outside prescriptions only if your clinician advises continuity.</w:t>
+            </w:r>
+          </w:p>
+        </w:tc>
+        <w:tc>
+          <w:tcPr>
+            <w:tcW w:type="dxa" w:w="3360"/>
+            <w:shd w:fill="EEF2FF"/>
+          </w:tcPr>
+          <w:p>
+            <w:r>
+              <w:rPr>
+                <w:sz w:val="17"/>
+              </w:rPr>
+              <w:t>Pharmacy</w:t>
             </w:r>
           </w:p>
         </w:tc>
@@ -2020,6 +2771,238 @@
                 <w:i/>
                 <w:sz w:val="17"/>
               </w:rPr>
+            </w:r>
+          </w:p>
+        </w:tc>
+      </w:tr>
+    </w:tbl>
+    <w:p>
+      <w:r>
+        <w:rPr>
+          <w:i/>
+          <w:sz w:val="17"/>
+        </w:rPr>
+        <w:t>Knowledge Base Articles — longer policy / how-to pages indexed for chatbot retrieval (keep the Title / Category / Article Content columns).</w:t>
+      </w:r>
+    </w:p>
+    <w:tbl>
+      <w:tblPr>
+        <w:tblW w:type="auto" w:w="0"/>
+        <w:jc w:val="center"/>
+        <w:tblLook w:firstColumn="1" w:firstRow="1" w:lastColumn="0" w:lastRow="0" w:noHBand="0" w:noVBand="1" w:val="04A0"/>
+        <w:tblBorders>
+          <w:top w:val="single" w:sz="4" w:space="0" w:color="D3D3D3"/>
+          <w:bottom w:val="single" w:sz="4" w:space="0" w:color="D3D3D3"/>
+          <w:left w:val="none"/>
+          <w:right w:val="none"/>
+          <w:insideH w:val="single" w:sz="4" w:space="0" w:color="D3D3D3"/>
+          <w:insideV w:val="none"/>
+        </w:tblBorders>
+      </w:tblPr>
+      <w:tblGrid>
+        <w:gridCol w:w="3360"/>
+        <w:gridCol w:w="3360"/>
+        <w:gridCol w:w="3360"/>
+      </w:tblGrid>
+      <w:tr>
+        <w:tc>
+          <w:tcPr>
+            <w:tcW w:type="dxa" w:w="3360"/>
+            <w:shd w:fill="312E81"/>
+          </w:tcPr>
+          <w:p>
+            <w:r>
+              <w:rPr>
+                <w:b/>
+                <w:color w:val="FFFFFF"/>
+                <w:sz w:val="18"/>
+              </w:rPr>
+              <w:t>Knowledge Article Title</w:t>
+            </w:r>
+          </w:p>
+        </w:tc>
+        <w:tc>
+          <w:tcPr>
+            <w:tcW w:type="dxa" w:w="3360"/>
+            <w:shd w:fill="312E81"/>
+          </w:tcPr>
+          <w:p>
+            <w:r>
+              <w:rPr>
+                <w:b/>
+                <w:color w:val="FFFFFF"/>
+                <w:sz w:val="18"/>
+              </w:rPr>
+              <w:t>Category</w:t>
+            </w:r>
+          </w:p>
+        </w:tc>
+        <w:tc>
+          <w:tcPr>
+            <w:tcW w:type="dxa" w:w="3360"/>
+            <w:shd w:fill="312E81"/>
+          </w:tcPr>
+          <w:p>
+            <w:r>
+              <w:rPr>
+                <w:b/>
+                <w:color w:val="FFFFFF"/>
+                <w:sz w:val="18"/>
+              </w:rPr>
+              <w:t>Article Content</w:t>
+            </w:r>
+          </w:p>
+        </w:tc>
+      </w:tr>
+      <w:tr>
+        <w:tc>
+          <w:tcPr>
+            <w:tcW w:type="dxa" w:w="3360"/>
+            <w:shd w:fill="FFFFFF"/>
+          </w:tcPr>
+          <w:p>
+            <w:r>
+              <w:rPr>
+                <w:b/>
+                <w:sz w:val="16"/>
+              </w:rPr>
+              <w:t>Appointments, Telehealth &amp; Clinic Visit Guide</w:t>
+            </w:r>
+          </w:p>
+        </w:tc>
+        <w:tc>
+          <w:tcPr>
+            <w:tcW w:type="dxa" w:w="3360"/>
+            <w:shd w:fill="FFFFFF"/>
+          </w:tcPr>
+          <w:p>
+            <w:r>
+              <w:rPr>
+                <w:sz w:val="16"/>
+              </w:rPr>
+              <w:t>Appointments</w:t>
+            </w:r>
+          </w:p>
+        </w:tc>
+        <w:tc>
+          <w:tcPr>
+            <w:tcW w:type="dxa" w:w="3360"/>
+            <w:shd w:fill="FFFFFF"/>
+          </w:tcPr>
+          <w:p>
+            <w:r>
+              <w:rPr>
+                <w:sz w:val="16"/>
+              </w:rPr>
+              <w:t># Visiting CareWell</w:t>
+              <w:br/>
+              <w:br/>
+              <w:t>Book via WhatsApp menu or by naming the specialty. Arrive 15 minutes early with prior reports and a medication list. First-time patients complete a short registration form.</w:t>
+              <w:br/>
+              <w:br/>
+              <w:t>Video consultations are available for eligible cases; some conditions still require physical examination.</w:t>
+            </w:r>
+          </w:p>
+        </w:tc>
+      </w:tr>
+      <w:tr>
+        <w:tc>
+          <w:tcPr>
+            <w:tcW w:type="dxa" w:w="3360"/>
+            <w:shd w:fill="E0E7FF"/>
+          </w:tcPr>
+          <w:p>
+            <w:r>
+              <w:rPr>
+                <w:b/>
+                <w:sz w:val="16"/>
+              </w:rPr>
+              <w:t>Lab Tests, Reports &amp; Health Packages</w:t>
+            </w:r>
+          </w:p>
+        </w:tc>
+        <w:tc>
+          <w:tcPr>
+            <w:tcW w:type="dxa" w:w="3360"/>
+            <w:shd w:fill="E0E7FF"/>
+          </w:tcPr>
+          <w:p>
+            <w:r>
+              <w:rPr>
+                <w:sz w:val="16"/>
+              </w:rPr>
+              <w:t>Diagnostics</w:t>
+            </w:r>
+          </w:p>
+        </w:tc>
+        <w:tc>
+          <w:tcPr>
+            <w:tcW w:type="dxa" w:w="3360"/>
+            <w:shd w:fill="E0E7FF"/>
+          </w:tcPr>
+          <w:p>
+            <w:r>
+              <w:rPr>
+                <w:sz w:val="16"/>
+              </w:rPr>
+              <w:t># Labs &amp; Packages</w:t>
+              <w:br/>
+              <w:br/>
+              <w:t>Routine reports are typically shared within 12 hours as PDF. Specialized tests may take longer. Home sample collection is available in selected pin codes.</w:t>
+              <w:br/>
+              <w:br/>
+              <w:t>Health packages can be customized; fasting instructions are sent with confirmation messages.</w:t>
+            </w:r>
+          </w:p>
+        </w:tc>
+      </w:tr>
+      <w:tr>
+        <w:tc>
+          <w:tcPr>
+            <w:tcW w:type="dxa" w:w="3360"/>
+            <w:shd w:fill="FFFFFF"/>
+          </w:tcPr>
+          <w:p>
+            <w:r>
+              <w:rPr>
+                <w:b/>
+                <w:sz w:val="16"/>
+              </w:rPr>
+              <w:t>Insurance Cashless, Emergency &amp; Privacy</w:t>
+            </w:r>
+          </w:p>
+        </w:tc>
+        <w:tc>
+          <w:tcPr>
+            <w:tcW w:type="dxa" w:w="3360"/>
+            <w:shd w:fill="FFFFFF"/>
+          </w:tcPr>
+          <w:p>
+            <w:r>
+              <w:rPr>
+                <w:sz w:val="16"/>
+              </w:rPr>
+              <w:t>Insurance</w:t>
+            </w:r>
+          </w:p>
+        </w:tc>
+        <w:tc>
+          <w:tcPr>
+            <w:tcW w:type="dxa" w:w="3360"/>
+            <w:shd w:fill="FFFFFF"/>
+          </w:tcPr>
+          <w:p>
+            <w:r>
+              <w:rPr>
+                <w:sz w:val="16"/>
+              </w:rPr>
+              <w:t># Insurance &amp; Emergency</w:t>
+              <w:br/>
+              <w:br/>
+              <w:t>Cashless care is available with listed TPAs — carry e-card and ID; planned procedures need pre-auth.</w:t>
+              <w:br/>
+              <w:br/>
+              <w:t>For emergencies dial the 24/7 hotline for triage and ambulance. Patient records are confidential and shared only with care teams or authorized persons.</w:t>
             </w:r>
           </w:p>
         </w:tc>

--- a/backend/static/templates/onboarding/healthcare_onboarding_kit.docx
+++ b/backend/static/templates/onboarding/healthcare_onboarding_kit.docx
@@ -3019,6 +3019,232 @@
         <w:spacing w:before="280" w:after="80"/>
       </w:pPr>
       <w:r>
+        <w:t>[SECTION: INFO PAGES]</w:t>
+      </w:r>
+    </w:p>
+    <w:p>
+      <w:r>
+        <w:rPr>
+          <w:i/>
+          <w:sz w:val="17"/>
+        </w:rPr>
+        <w:t>These answers populate the Technologies / Projects / Careers / Benefits console pages (and matching WhatsApp intents). Keep Page Name exactly as shown.</w:t>
+      </w:r>
+    </w:p>
+    <w:tbl>
+      <w:tblPr>
+        <w:tblW w:type="auto" w:w="0"/>
+        <w:jc w:val="center"/>
+        <w:tblLook w:firstColumn="1" w:firstRow="1" w:lastColumn="0" w:lastRow="0" w:noHBand="0" w:noVBand="1" w:val="04A0"/>
+        <w:tblBorders>
+          <w:top w:val="single" w:sz="4" w:space="0" w:color="D3D3D3"/>
+          <w:bottom w:val="single" w:sz="4" w:space="0" w:color="D3D3D3"/>
+          <w:left w:val="none"/>
+          <w:right w:val="none"/>
+          <w:insideH w:val="single" w:sz="4" w:space="0" w:color="D3D3D3"/>
+          <w:insideV w:val="none"/>
+        </w:tblBorders>
+      </w:tblPr>
+      <w:tblGrid>
+        <w:gridCol w:w="5040"/>
+        <w:gridCol w:w="5040"/>
+      </w:tblGrid>
+      <w:tr>
+        <w:tc>
+          <w:tcPr>
+            <w:tcW w:type="dxa" w:w="5040"/>
+            <w:shd w:fill="6D28D9"/>
+          </w:tcPr>
+          <w:p>
+            <w:r>
+              <w:rPr>
+                <w:b/>
+                <w:color w:val="FFFFFF"/>
+                <w:sz w:val="18"/>
+              </w:rPr>
+              <w:t>Page Name (intent)</w:t>
+            </w:r>
+          </w:p>
+        </w:tc>
+        <w:tc>
+          <w:tcPr>
+            <w:tcW w:type="dxa" w:w="5040"/>
+            <w:shd w:fill="6D28D9"/>
+          </w:tcPr>
+          <w:p>
+            <w:r>
+              <w:rPr>
+                <w:b/>
+                <w:color w:val="FFFFFF"/>
+                <w:sz w:val="18"/>
+              </w:rPr>
+              <w:t>Bot Answer Content</w:t>
+            </w:r>
+          </w:p>
+        </w:tc>
+      </w:tr>
+      <w:tr>
+        <w:tc>
+          <w:tcPr>
+            <w:tcW w:type="dxa" w:w="5040"/>
+            <w:shd w:fill="FFFFFF"/>
+          </w:tcPr>
+          <w:p>
+            <w:r>
+              <w:rPr>
+                <w:b/>
+                <w:sz w:val="16"/>
+              </w:rPr>
+              <w:t>technologies</w:t>
+            </w:r>
+          </w:p>
+        </w:tc>
+        <w:tc>
+          <w:tcPr>
+            <w:tcW w:type="dxa" w:w="5040"/>
+            <w:shd w:fill="FFFFFF"/>
+          </w:tcPr>
+          <w:p>
+            <w:r>
+              <w:rPr>
+                <w:sz w:val="16"/>
+              </w:rPr>
+              <w:t>• Clinical &amp; digital tools:</w:t>
+              <w:br/>
+              <w:t>• Diagnostics (ECG, Echo, lab panels) with WhatsApp report delivery</w:t>
+              <w:br/>
+              <w:t>• Video consults for eligible specialties</w:t>
+              <w:br/>
+              <w:t>• Appointment scheduling in chat</w:t>
+              <w:br/>
+              <w:t>• Ask which wing or equipment supports your treatment.</w:t>
+            </w:r>
+          </w:p>
+        </w:tc>
+      </w:tr>
+      <w:tr>
+        <w:tc>
+          <w:tcPr>
+            <w:tcW w:type="dxa" w:w="5040"/>
+            <w:shd w:fill="F5F3FF"/>
+          </w:tcPr>
+          <w:p>
+            <w:r>
+              <w:rPr>
+                <w:b/>
+                <w:sz w:val="16"/>
+              </w:rPr>
+              <w:t>projects</w:t>
+            </w:r>
+          </w:p>
+        </w:tc>
+        <w:tc>
+          <w:tcPr>
+            <w:tcW w:type="dxa" w:w="5040"/>
+            <w:shd w:fill="F5F3FF"/>
+          </w:tcPr>
+          <w:p>
+            <w:r>
+              <w:rPr>
+                <w:sz w:val="16"/>
+              </w:rPr>
+              <w:t>• Care programs we run:</w:t>
+              <w:br/>
+              <w:t>• Cardiology, Orthopedics, Pediatrics, Dermatology OPD</w:t>
+              <w:br/>
+              <w:t>• Executive and senior health checkup packages</w:t>
+              <w:br/>
+              <w:t>• Emergency triage with 24x7 hotline</w:t>
+              <w:br/>
+              <w:t>• Book a slot under the specialty you need.</w:t>
+            </w:r>
+          </w:p>
+        </w:tc>
+      </w:tr>
+      <w:tr>
+        <w:tc>
+          <w:tcPr>
+            <w:tcW w:type="dxa" w:w="5040"/>
+            <w:shd w:fill="FFFFFF"/>
+          </w:tcPr>
+          <w:p>
+            <w:r>
+              <w:rPr>
+                <w:b/>
+                <w:sz w:val="16"/>
+              </w:rPr>
+              <w:t>careers</w:t>
+            </w:r>
+          </w:p>
+        </w:tc>
+        <w:tc>
+          <w:tcPr>
+            <w:tcW w:type="dxa" w:w="5040"/>
+            <w:shd w:fill="FFFFFF"/>
+          </w:tcPr>
+          <w:p>
+            <w:r>
+              <w:rPr>
+                <w:sz w:val="16"/>
+              </w:rPr>
+              <w:t>• Hiring doctors, nurses, lab techs and front-desk staff.</w:t>
+              <w:br/>
+              <w:t>• Share your CV with the careers / support desk.</w:t>
+            </w:r>
+          </w:p>
+        </w:tc>
+      </w:tr>
+      <w:tr>
+        <w:tc>
+          <w:tcPr>
+            <w:tcW w:type="dxa" w:w="5040"/>
+            <w:shd w:fill="F5F3FF"/>
+          </w:tcPr>
+          <w:p>
+            <w:r>
+              <w:rPr>
+                <w:b/>
+                <w:sz w:val="16"/>
+              </w:rPr>
+              <w:t>benefits</w:t>
+            </w:r>
+          </w:p>
+        </w:tc>
+        <w:tc>
+          <w:tcPr>
+            <w:tcW w:type="dxa" w:w="5040"/>
+            <w:shd w:fill="F5F3FF"/>
+          </w:tcPr>
+          <w:p>
+            <w:r>
+              <w:rPr>
+                <w:sz w:val="16"/>
+              </w:rPr>
+              <w:t>• Why patients choose CareWell:</w:t>
+              <w:br/>
+              <w:t>• Multi-specialty cover under one roof</w:t>
+              <w:br/>
+              <w:t>• Insurance / TPA cashless where listed</w:t>
+              <w:br/>
+              <w:t>• Digital reports and easy reschedule</w:t>
+              <w:br/>
+              <w:t>• Emergency response when it matters.</w:t>
+            </w:r>
+          </w:p>
+        </w:tc>
+      </w:tr>
+    </w:tbl>
+    <w:p>
+      <w:pPr>
+        <w:spacing w:after="200"/>
+      </w:pPr>
+    </w:p>
+    <w:p>
+      <w:pPr>
+        <w:pStyle w:val="Heading1"/>
+        <w:spacing w:before="280" w:after="80"/>
+      </w:pPr>
+      <w:r>
         <w:t>[SECTION: BOT PERSONA &amp; GUARDRAILS]</w:t>
       </w:r>
     </w:p>
